--- a/docs/teaching_grant_2026/APPLICATION_PACKAGE/docx/60_unit_support_checklist.docx
+++ b/docs/teaching_grant_2026/APPLICATION_PACKAGE/docx/60_unit_support_checklist.docx
@@ -880,6 +880,72 @@
           <w:p>
             <w:r/>
             <w:r>
+              <w:t>U15</w:t>
+            </w:r>
+          </w:p>
+        </w:tc>
+        <w:tc>
+          <w:tcPr>
+            <w:tcW w:type="dxa" w:w="1728"/>
+          </w:tcPr>
+          <w:p>
+            <w:r/>
+            <w:r>
+              <w:t>提醒：申报书与附件</w:t>
+            </w:r>
+            <w:r>
+              <w:rPr>
+                <w:b/>
+              </w:rPr>
+              <w:t>不得出现代码仓库地址</w:t>
+            </w:r>
+            <w:r>
+              <w:t>（公开仓库托管考核材料，见 H18）</w:t>
+            </w:r>
+          </w:p>
+        </w:tc>
+        <w:tc>
+          <w:tcPr>
+            <w:tcW w:type="dxa" w:w="1728"/>
+          </w:tcPr>
+          <w:p>
+            <w:r/>
+            <w:r>
+              <w:t>申请人</w:t>
+            </w:r>
+          </w:p>
+        </w:tc>
+        <w:tc>
+          <w:tcPr>
+            <w:tcW w:type="dxa" w:w="1728"/>
+          </w:tcPr>
+          <w:p>
+            <w:r/>
+            <w:r>
+              <w:t>全文</w:t>
+            </w:r>
+          </w:p>
+        </w:tc>
+        <w:tc>
+          <w:tcPr>
+            <w:tcW w:type="dxa" w:w="1728"/>
+          </w:tcPr>
+          <w:p>
+            <w:r/>
+            <w:r>
+              <w:t>须遵守</w:t>
+            </w:r>
+          </w:p>
+        </w:tc>
+      </w:tr>
+      <w:tr>
+        <w:tc>
+          <w:tcPr>
+            <w:tcW w:type="dxa" w:w="1728"/>
+          </w:tcPr>
+          <w:p>
+            <w:r/>
+            <w:r>
               <w:t>U14</w:t>
             </w:r>
           </w:p>
